--- a/Project/front/Paper/Leveraging Large Language Models for the Automated Generation of Educational Quizzes Based on SOLO Taxonomy.docx
+++ b/Project/front/Paper/Leveraging Large Language Models for the Automated Generation of Educational Quizzes Based on SOLO Taxonomy.docx
@@ -664,23 +664,12 @@
         <w:jc w:val="center"/>
       </w:pPr>
       <w:r>
-        <w:rPr>
-          <w:rFonts w:asciiTheme="majorHAnsi" w:hAnsiTheme="majorHAnsi" w:cstheme="majorHAnsi"/>
-          <w:noProof/>
-          <w:szCs w:val="20"/>
-        </w:rPr>
         <w:lastRenderedPageBreak/>
         <w:drawing>
-          <wp:inline distT="0" distB="0" distL="0" distR="0" wp14:anchorId="1A98AEB4" wp14:editId="6E730016">
-            <wp:extent cx="4629104" cy="3931919"/>
-            <wp:effectExtent l="0" t="0" r="635" b="0"/>
-            <wp:docPr id="13" name="Picture 12">
-              <a:extLst xmlns:a="http://schemas.openxmlformats.org/drawingml/2006/main">
-                <a:ext uri="{FF2B5EF4-FFF2-40B4-BE49-F238E27FC236}">
-                  <a16:creationId xmlns:a16="http://schemas.microsoft.com/office/drawing/2014/main" id="{B23B74B1-128C-40F4-DB64-4095221309B5}"/>
-                </a:ext>
-              </a:extLst>
-            </wp:docPr>
+          <wp:inline distT="0" distB="0" distL="0" distR="0" wp14:anchorId="64FC2D61" wp14:editId="18770909">
+            <wp:extent cx="6479540" cy="4310380"/>
+            <wp:effectExtent l="0" t="0" r="0" b="0"/>
+            <wp:docPr id="1992248138" name="Picture 1" descr="A screenshot of a survey&#10;&#10;Description automatically generated"/>
             <wp:cNvGraphicFramePr>
               <a:graphicFrameLocks xmlns:a="http://schemas.openxmlformats.org/drawingml/2006/main" noChangeAspect="1"/>
             </wp:cNvGraphicFramePr>
@@ -688,16 +677,8 @@
               <a:graphicData uri="http://schemas.openxmlformats.org/drawingml/2006/picture">
                 <pic:pic xmlns:pic="http://schemas.openxmlformats.org/drawingml/2006/picture">
                   <pic:nvPicPr>
-                    <pic:cNvPr id="13" name="Picture 12">
-                      <a:extLst>
-                        <a:ext uri="{FF2B5EF4-FFF2-40B4-BE49-F238E27FC236}">
-                          <a16:creationId xmlns:a16="http://schemas.microsoft.com/office/drawing/2014/main" id="{B23B74B1-128C-40F4-DB64-4095221309B5}"/>
-                        </a:ext>
-                      </a:extLst>
-                    </pic:cNvPr>
-                    <pic:cNvPicPr>
-                      <a:picLocks noChangeAspect="1"/>
-                    </pic:cNvPicPr>
+                    <pic:cNvPr id="1992248138" name="Picture 1" descr="A screenshot of a survey&#10;&#10;Description automatically generated"/>
+                    <pic:cNvPicPr/>
                   </pic:nvPicPr>
                   <pic:blipFill>
                     <a:blip r:embed="rId15"/>
@@ -708,7 +689,7 @@
                   <pic:spPr>
                     <a:xfrm>
                       <a:off x="0" y="0"/>
-                      <a:ext cx="4629104" cy="3931919"/>
+                      <a:ext cx="6479540" cy="4310380"/>
                     </a:xfrm>
                     <a:prstGeom prst="rect">
                       <a:avLst/>
@@ -748,22 +729,11 @@
         <w:jc w:val="center"/>
       </w:pPr>
       <w:r>
-        <w:rPr>
-          <w:rFonts w:asciiTheme="majorHAnsi" w:hAnsiTheme="majorHAnsi" w:cstheme="majorHAnsi"/>
-          <w:noProof/>
-          <w:szCs w:val="20"/>
-        </w:rPr>
         <w:drawing>
-          <wp:inline distT="0" distB="0" distL="0" distR="0" wp14:anchorId="6C0DBF3F" wp14:editId="52541293">
-            <wp:extent cx="5733415" cy="2910840"/>
-            <wp:effectExtent l="0" t="0" r="635" b="3810"/>
-            <wp:docPr id="11" name="Picture 10" descr="A screenshot of a computer&#10;&#10;Description automatically generated">
-              <a:extLst xmlns:a="http://schemas.openxmlformats.org/drawingml/2006/main">
-                <a:ext uri="{FF2B5EF4-FFF2-40B4-BE49-F238E27FC236}">
-                  <a16:creationId xmlns:a16="http://schemas.microsoft.com/office/drawing/2014/main" id="{82A3CABA-9B22-EBFF-AC3C-410398F4B1E6}"/>
-                </a:ext>
-              </a:extLst>
-            </wp:docPr>
+          <wp:inline distT="0" distB="0" distL="0" distR="0" wp14:anchorId="5DEA536C" wp14:editId="218E399A">
+            <wp:extent cx="6479540" cy="3044190"/>
+            <wp:effectExtent l="0" t="0" r="0" b="0"/>
+            <wp:docPr id="6523452" name="Picture 1" descr="A screenshot of a computer&#10;&#10;Description automatically generated"/>
             <wp:cNvGraphicFramePr>
               <a:graphicFrameLocks xmlns:a="http://schemas.openxmlformats.org/drawingml/2006/main" noChangeAspect="1"/>
             </wp:cNvGraphicFramePr>
@@ -771,16 +741,8 @@
               <a:graphicData uri="http://schemas.openxmlformats.org/drawingml/2006/picture">
                 <pic:pic xmlns:pic="http://schemas.openxmlformats.org/drawingml/2006/picture">
                   <pic:nvPicPr>
-                    <pic:cNvPr id="11" name="Picture 10" descr="A screenshot of a computer&#10;&#10;Description automatically generated">
-                      <a:extLst>
-                        <a:ext uri="{FF2B5EF4-FFF2-40B4-BE49-F238E27FC236}">
-                          <a16:creationId xmlns:a16="http://schemas.microsoft.com/office/drawing/2014/main" id="{82A3CABA-9B22-EBFF-AC3C-410398F4B1E6}"/>
-                        </a:ext>
-                      </a:extLst>
-                    </pic:cNvPr>
-                    <pic:cNvPicPr>
-                      <a:picLocks noChangeAspect="1"/>
-                    </pic:cNvPicPr>
+                    <pic:cNvPr id="6523452" name="Picture 1" descr="A screenshot of a computer&#10;&#10;Description automatically generated"/>
+                    <pic:cNvPicPr/>
                   </pic:nvPicPr>
                   <pic:blipFill>
                     <a:blip r:embed="rId16"/>
@@ -791,7 +753,7 @@
                   <pic:spPr>
                     <a:xfrm>
                       <a:off x="0" y="0"/>
-                      <a:ext cx="5733415" cy="2910840"/>
+                      <a:ext cx="6479540" cy="3044190"/>
                     </a:xfrm>
                     <a:prstGeom prst="rect">
                       <a:avLst/>
@@ -839,6 +801,7 @@
         <w:pStyle w:val="Heading2"/>
       </w:pPr>
       <w:r>
+        <w:lastRenderedPageBreak/>
         <w:t>Unistructural Questions</w:t>
       </w:r>
     </w:p>
@@ -847,11 +810,83 @@
         <w:pStyle w:val="Paragraph"/>
       </w:pPr>
       <w:r>
-        <w:t xml:space="preserve">Questions generated at the unistructural level generally succeeded in isolating single, fundamental concepts, which is the primary requirement for this taxonomic stage. For example, the system produced the following item: </w:t>
+        <w:t>Questions generated at the unistructural level generally succeeded in isolating single, fundamental concepts, which is the primary requirement for this taxonomic stage. For example, the system produced the following item: "The Program Counter (PC) holds the memory address of which type of entity?" with the correct answer being: A) The next instruction to be executed.</w:t>
+      </w:r>
+    </w:p>
+    <w:p>
+      <w:pPr>
+        <w:pStyle w:val="Paragraph"/>
+      </w:pPr>
+      <w:r>
+        <w:t>The evaluation of this item’s distractors revealed variable quality of our system. Option B (The current executing instruction) proved particularly effective by exploiting a temporal confusion between "next" and "current," accurately targeting students with an incomplete understanding of the fetch-execute cycle. Option C (All instructions in memory) addressed a common novice misconception regarding register scope, although it may be obvious for students aware that registers hold singular values. Option D (Data variables) was identified as the weakest distractor, as students with basic architectural knowledge could easily distinguish between instruction and data addresses, leading to its rapid elimination.</w:t>
+      </w:r>
+    </w:p>
+    <w:p>
+      <w:pPr>
+        <w:pStyle w:val="Heading2"/>
+      </w:pPr>
+      <w:r>
+        <w:t>Multistructural questions</w:t>
+      </w:r>
+    </w:p>
+    <w:p>
+      <w:pPr>
+        <w:pStyle w:val="Paragraph"/>
+      </w:pPr>
+      <w:r>
+        <w:t>Questions at the multistructural level require students to handle multiple independent aspects of a topic, typically through comparison or the identification of several correct characteristics. For instance, the system generated the following item: "Which of the following statements correctly describe both User-Level Threads (ULT) and Kernel-Level Threads (KLT)?" with the correct answer being: A) ULT are managed by application, KLT by OS; ULT can provide finer control but may be less efficient than KLT.</w:t>
+      </w:r>
+    </w:p>
+    <w:p>
+      <w:pPr>
+        <w:pStyle w:val="Paragraph"/>
+      </w:pPr>
+      <w:r>
+        <w:t>The evaluation of this item’s distractors showed a successful attempt at targeting complex misconceptions. Option B (Both ULT and KLT require explicit synchronization mechanisms to prevent race conditions) appeared highly plausible as synchronization is a genuinely relevant topic in threading. However, it incorrectly universalizes a concern that varies significantly by implementation. Option D (Kernel manages both ULT and KLT, providing equal efficiency and control) effectively targeted the misconception that kernel-level management automatically equalizes all thread characteristics. Option C (ULT provides more system resources allocation units compared to KLT) was identified as the weakest distractor. Its phrasing was found to be too technical and sufficiently vague that students might eliminate it based on unclear wording rather than a true understanding of thread resource allocation.</w:t>
+      </w:r>
+    </w:p>
+    <w:p>
+      <w:pPr>
+        <w:pStyle w:val="Heading2"/>
+      </w:pPr>
+      <w:r>
+        <w:t>Relational Questions</w:t>
+      </w:r>
+    </w:p>
+    <w:p>
+      <w:pPr>
+        <w:pStyle w:val="Paragraph"/>
+      </w:pPr>
+      <w:r>
+        <w:t xml:space="preserve">For discussing the quality of generating relational questions, as a representative example we will take the question "How does test automation contribute to the effectiveness of regression testing?" The generated options were: A) Test automation only improves the speed of functional testing without impacting regression testing, B) Test automation replaces manual testing entirely, making regression testing unnecessary, C) Test automation allows for faster execution and identification of changes in functionality, enhancing the thoroughness of regression tests, D) Test automation focuses on creating new test cases rather than running existing ones efficiently. The correct answer is C. </w:t>
+      </w:r>
+    </w:p>
+    <w:p>
+      <w:pPr>
+        <w:pStyle w:val="Paragraph"/>
+      </w:pPr>
+      <w:r>
+        <w:t>The question requires students to connect two concepts - understanding both what regression testing entails (re-executing existing tests to detect unintended changes) and how automation specifically addresses its challenges. With regard to distractors, option B captures an extreme misconception about automation replacing human judgment entirely, while Option A creates an artificial boundary between functional and regression testing that might appeal to students with lesser understanding. However, regarding the Option D, the claim that "test automation focuses on creating new test cases" doesn't align with any common misconception about automation - most students would recognize that automation executes tests rather than generates them. This makes the distractor too easily eliminated. Additionally, Option A's specificity about "only functional testing" may be overly obvious, as students familiar with basic automation concepts would recognize that automated tests can serve multiple purposes. Stronger distractors might address misconceptions about automation coverage limitations or the false belief that automated tests detect different types of defects than manual regression testing.</w:t>
+      </w:r>
+    </w:p>
+    <w:p>
+      <w:pPr>
+        <w:pStyle w:val="Heading2"/>
+      </w:pPr>
+      <w:r>
+        <w:t>Extended abstract questions</w:t>
+      </w:r>
+    </w:p>
+    <w:p>
+      <w:pPr>
+        <w:pStyle w:val="Paragraph"/>
+      </w:pPr>
+      <w:r>
+        <w:t xml:space="preserve">Questions at the extended abstract level are designed to test the student's ability to generalize and apply learned concepts to new, more complex domains. For instance, the system generated the following item: "In a </w:t>
       </w:r>
       <w:r>
         <w:lastRenderedPageBreak/>
-        <w:t>"The Program Counter (PC) holds the memory address of which type of entity?" with the correct answer being: A) The next instruction to be executed.</w:t>
+        <w:t>distributed computing environment, if a main process spawns multiple child processes across different nodes, what mechanism ensures that all child processes receive the correct system resources and do not interfere with each other?" with the correct answer being: A) Implementing inter-process communication (IPC) protocols to manage resource allocation and synchronization.</w:t>
       </w:r>
     </w:p>
     <w:p>
@@ -859,7 +894,7 @@
         <w:pStyle w:val="Paragraph"/>
       </w:pPr>
       <w:r>
-        <w:t>The evaluation of this item’s distractors revealed variable quality of our system. Option B (The current executing instruction) proved particularly effective by exploiting a temporal confusion between "next" and "current," accurately targeting students with an incomplete understanding of the fetch-execute cycle. Option C (All instructions in memory) addressed a common novice misconception regarding register scope, although it may be obvious for students aware that registers hold singular values. Option D (Data variables) was identified as the weakest distractor, as students with basic architectural knowledge could easily distinguish between instruction and data addresses, leading to its rapid elimination.</w:t>
+        <w:t>The evaluation of this question shows that it successfully takes the concept of process management, typically learned in a single-machine context and requires the student to extend it to a distributed environment. The distractors exhibited a mix of effectiveness in targeting reasoning errors. Option C (Allocating all child processes to a single node for centralized management of resources) effectively identifies a common misconception where students assume that centralization is a viable solution for management, despite it defeating the purpose of distribution. Option D (Using thread-level synchronization techniques within each individual node) correctly recognizes a partial truth, as thread synchronization addresses only intra-node concerns rather than the broader distributed problem. Option B (Increasing the priority of the parent process over its children to control their execution flow) was identified as too obviously incorrect. The idea of "increasing priority" does not logically connect to resource allocation or interference prevention across nodes, making it easily eliminated and reducing the overall challenge of the item.</w:t>
       </w:r>
     </w:p>
     <w:p>
@@ -867,7 +902,7 @@
         <w:pStyle w:val="Heading2"/>
       </w:pPr>
       <w:r>
-        <w:t>Multistructural questions</w:t>
+        <w:t>Limitations Found</w:t>
       </w:r>
     </w:p>
     <w:p>
@@ -875,7 +910,7 @@
         <w:pStyle w:val="Paragraph"/>
       </w:pPr>
       <w:r>
-        <w:t>Questions at the multistructural level require students to handle multiple independent aspects of a topic, typically through comparison or the identification of several correct characteristics. For instance, the system generated the following item: "Which of the following statements correctly describe both User-Level Threads (ULT) and Kernel-Level Threads (KLT)?" with the correct answer being: A) ULT are managed by application, KLT by OS; ULT can provide finer control but may be less efficient than KLT.</w:t>
+        <w:t>The evaluation revealed several systematic limitations in the question generation process. A clear pattern emerged across cognitive levels: as the taxonomic complexity increased from unistructural to extended abstract, question quality deteriorated. Lower-level questions (unistructural and multistructural) generally demonstrated stronger alignment with their intended cognitive levels. However, higher-level questions, particularly at the relational and extended abstract levels, exhibited significant validity concerns. The correct answers themselves sometimes contained technical inaccuracies or oversimplifications.</w:t>
       </w:r>
     </w:p>
     <w:p>
@@ -883,15 +918,15 @@
         <w:pStyle w:val="Paragraph"/>
       </w:pPr>
       <w:r>
-        <w:t>The evaluation of this item’s distractors showed a successful attempt at targeting complex misconceptions. Option B (Both ULT and KLT require explicit synchronization mechanisms to prevent race conditions) appeared highly plausible as synchronization is a genuinely relevant topic in threading. However, it incorrectly universalizes a concern that varies significantly by implementation. Option D (Kernel manages both ULT and KLT, providing equal efficiency and control) effectively targeted the misconception that kernel-level management automatically equalizes all thread characteristics. Option C (ULT provides more system resources allocation units compared to KLT) was identified as the weakest distractor. Its phrasing was found to be too technical and sufficiently vague that students might eliminate it based on unclear wording rather than a true understanding of thread resource allocation.</w:t>
-      </w:r>
-    </w:p>
-    <w:p>
-      <w:pPr>
-        <w:pStyle w:val="Heading2"/>
-      </w:pPr>
-      <w:r>
-        <w:t>Relational Questions</w:t>
+        <w:t>Distractor quality also declined at higher cognitive levels. While unistructural questions typically featured distractors targeting genuine misconceptions, extended abstract questions often included options that were either trivially eliminable (violating fundamental principles obvious to any competent student) or failed to reflect realistic reasoning errors students might make when extending concepts to new domains. Additionally, distractor redundancy emerged as a recurring issue, with multiple options sometimes conveying essentially the same incorrect concept, reducing the discriminatory power of the assessment items.</w:t>
+      </w:r>
+    </w:p>
+    <w:p>
+      <w:pPr>
+        <w:pStyle w:val="Heading1"/>
+      </w:pPr>
+      <w:r>
+        <w:t>Conclusion</w:t>
       </w:r>
     </w:p>
     <w:p>
@@ -899,7 +934,7 @@
         <w:pStyle w:val="Paragraph"/>
       </w:pPr>
       <w:r>
-        <w:t xml:space="preserve">For discussing the quality of generating relational questions, as a representative example we will take the question "How does test automation contribute to the effectiveness of regression testing?" The generated options were: A) Test automation only improves the speed of functional testing without impacting regression testing, B) Test automation replaces manual testing entirely, making regression testing unnecessary, C) Test automation allows for faster execution and identification of changes in functionality, enhancing the thoroughness of regression tests, D) Test automation focuses on creating new test cases rather than running existing ones efficiently. The correct answer is C. </w:t>
+        <w:t>This paper presented a system for the automated generation of educational quizzes grounded in the SOLO taxonomy. By integrating Large Language Models (LLMs) with Semantic Web technologies and an intuitive user interface, the system enables educators to develop assessments with significantly reduced manual effort. Preliminary results indicate that the generated questions generally align with their intended SOLO levels and feature distractors sufficiently plausible to evaluate genuine conceptual understanding. While higher cognitive levels occasionally present challenges regarding question validity and distractor variety, the overall performance remains consistent. Nonetheless, certain limitations were identified, particularly concerning the nuance and variety of generated incorrect options.</w:t>
       </w:r>
     </w:p>
     <w:p>
@@ -907,15 +942,15 @@
         <w:pStyle w:val="Paragraph"/>
       </w:pPr>
       <w:r>
-        <w:t>The question requires students to connect two concepts - understanding both what regression testing entails (re-executing existing tests to detect unintended changes) and how automation specifically addresses its challenges. With regard to distractors, option B captures an extreme misconception about automation replacing human judgment entirely, while Option A creates an artificial boundary between functional and regression testing that might appeal to students with lesser understanding. However, regarding the Option D, the claim that "test automation focuses on creating new test cases" doesn't align with any common misconception about automation - most students would recognize that automation executes tests rather than generates them. This makes the distractor too easily eliminated. Additionally, Option A's specificity about "only functional testing" may be overly obvious, as students familiar with basic automation concepts would recognize that automated tests can serve multiple purposes. Stronger distractors might address misconceptions about automation coverage limitations or the false belief that automated tests detect different types of defects than manual regression testing.</w:t>
-      </w:r>
-    </w:p>
-    <w:p>
-      <w:pPr>
-        <w:pStyle w:val="Heading2"/>
-      </w:pPr>
-      <w:r>
-        <w:t>Extended abstract questions</w:t>
+        <w:t>Future work will focus on refining distractor generation to ensure higher pedagogical utility. Additionally, expanding the system to process more complex and diverse learning materials will further enhance its practical application for instructors. Given the generative versatility of LLMs, we also plan to extend the system’s capabilities beyond multiple-choice questions to include formats such as short-answer and essay prompts.</w:t>
+      </w:r>
+    </w:p>
+    <w:p>
+      <w:pPr>
+        <w:pStyle w:val="Heading1"/>
+      </w:pPr>
+      <w:r>
+        <w:t>Acknowledgments</w:t>
       </w:r>
     </w:p>
     <w:p>
@@ -923,132 +958,57 @@
         <w:pStyle w:val="Paragraph"/>
       </w:pPr>
       <w:r>
-        <w:t xml:space="preserve">Questions at the extended abstract level are designed to test the student's ability to generalize and apply learned concepts to new, more complex domains. For instance, the system generated the following item: "In a distributed computing environment, if a main process spawns multiple child processes across different nodes, what mechanism ensures that all child processes receive the correct system resources and do not interfere with </w:t>
-      </w:r>
+        <w:t>This research has been supported by the Ministry of Science, Technological</w:t>
+      </w:r>
+      <w:r>
+        <w:t xml:space="preserve"> </w:t>
+      </w:r>
+      <w:r>
+        <w:t>Development and Innovation</w:t>
+      </w:r>
+      <w:r>
+        <w:t xml:space="preserve"> </w:t>
+      </w:r>
+      <w:r>
+        <w:t>(Contract No. 451-03-34/2026-03/200156) and the</w:t>
+      </w:r>
+      <w:r>
+        <w:t xml:space="preserve"> </w:t>
+      </w:r>
+      <w:r>
+        <w:t>Faculty of Technical Sciences, University of Novi Sad through project</w:t>
+      </w:r>
+      <w:r>
+        <w:t xml:space="preserve"> </w:t>
+      </w:r>
+      <w:r>
+        <w:t>“Scientific and Artistic Research Work of Researchers in Teaching and</w:t>
+      </w:r>
+      <w:r>
+        <w:t xml:space="preserve"> </w:t>
+      </w:r>
+      <w:r>
+        <w:t>Associate Positions at the Faculty of Technical Sciences, University of</w:t>
+      </w:r>
+      <w:r>
+        <w:t xml:space="preserve"> </w:t>
+      </w:r>
+      <w:r>
+        <w:t>Novi Sad</w:t>
+      </w:r>
+      <w:r>
+        <w:t xml:space="preserve"> </w:t>
+      </w:r>
+      <w:r>
+        <w:t>2026” (No. 01-3609/1).</w:t>
+      </w:r>
+    </w:p>
+    <w:p>
+      <w:pPr>
+        <w:pStyle w:val="Heading1"/>
+      </w:pPr>
       <w:r>
         <w:lastRenderedPageBreak/>
-        <w:t>each other?" with the correct answer being: A) Implementing inter-process communication (IPC) protocols to manage resource allocation and synchronization.</w:t>
-      </w:r>
-    </w:p>
-    <w:p>
-      <w:pPr>
-        <w:pStyle w:val="Paragraph"/>
-      </w:pPr>
-      <w:r>
-        <w:t>The evaluation of this question shows that it successfully takes the concept of process management, typically learned in a single-machine context and requires the student to extend it to a distributed environment. The distractors exhibited a mix of effectiveness in targeting reasoning errors. Option C (Allocating all child processes to a single node for centralized management of resources) effectively identifies a common misconception where students assume that centralization is a viable solution for management, despite it defeating the purpose of distribution. Option D (Using thread-level synchronization techniques within each individual node) correctly recognizes a partial truth, as thread synchronization addresses only intra-node concerns rather than the broader distributed problem. Option B (Increasing the priority of the parent process over its children to control their execution flow) was identified as too obviously incorrect. The idea of "increasing priority" does not logically connect to resource allocation or interference prevention across nodes, making it easily eliminated and reducing the overall challenge of the item.</w:t>
-      </w:r>
-    </w:p>
-    <w:p>
-      <w:pPr>
-        <w:pStyle w:val="Heading2"/>
-      </w:pPr>
-      <w:r>
-        <w:t>Limitations Found</w:t>
-      </w:r>
-    </w:p>
-    <w:p>
-      <w:pPr>
-        <w:pStyle w:val="Paragraph"/>
-      </w:pPr>
-      <w:r>
-        <w:t>The evaluation revealed several systematic limitations in the question generation process. A clear pattern emerged across cognitive levels: as the taxonomic complexity increased from unistructural to extended abstract, question quality deteriorated. Lower-level questions (unistructural and multistructural) generally demonstrated stronger alignment with their intended cognitive levels. However, higher-level questions, particularly at the relational and extended abstract levels, exhibited significant validity concerns. The correct answers themselves sometimes contained technical inaccuracies or oversimplifications.</w:t>
-      </w:r>
-    </w:p>
-    <w:p>
-      <w:pPr>
-        <w:pStyle w:val="Paragraph"/>
-      </w:pPr>
-      <w:r>
-        <w:t>Distractor quality also declined at higher cognitive levels. While unistructural questions typically featured distractors targeting genuine misconceptions, extended abstract questions often included options that were either trivially eliminable (violating fundamental principles obvious to any competent student) or failed to reflect realistic reasoning errors students might make when extending concepts to new domains. Additionally, distractor redundancy emerged as a recurring issue, with multiple options sometimes conveying essentially the same incorrect concept, reducing the discriminatory power of the assessment items.</w:t>
-      </w:r>
-    </w:p>
-    <w:p>
-      <w:pPr>
-        <w:pStyle w:val="Heading1"/>
-      </w:pPr>
-      <w:r>
-        <w:t>Conclusion</w:t>
-      </w:r>
-    </w:p>
-    <w:p>
-      <w:pPr>
-        <w:pStyle w:val="Paragraph"/>
-      </w:pPr>
-      <w:r>
-        <w:t>This paper presented a system for the automated generation of educational quizzes grounded in the SOLO taxonomy. By integrating Large Language Models (LLMs) with Semantic Web technologies and an intuitive user interface, the system enables educators to develop assessments with significantly reduced manual effort. Preliminary results indicate that the generated questions generally align with their intended SOLO levels and feature distractors sufficiently plausible to evaluate genuine conceptual understanding. While higher cognitive levels occasionally present challenges regarding question validity and distractor variety, the overall performance remains consistent. Nonetheless, certain limitations were identified, particularly concerning the nuance and variety of generated incorrect options.</w:t>
-      </w:r>
-    </w:p>
-    <w:p>
-      <w:pPr>
-        <w:pStyle w:val="Paragraph"/>
-      </w:pPr>
-      <w:r>
-        <w:t>Future work will focus on refining distractor generation to ensure higher pedagogical utility. Additionally, expanding the system to process more complex and diverse learning materials will further enhance its practical application for instructors. Given the generative versatility of LLMs, we also plan to extend the system’s capabilities beyond multiple-choice questions to include formats such as short-answer and essay prompts.</w:t>
-      </w:r>
-    </w:p>
-    <w:p>
-      <w:pPr>
-        <w:pStyle w:val="Heading1"/>
-      </w:pPr>
-      <w:r>
-        <w:t>Acknowledgments</w:t>
-      </w:r>
-    </w:p>
-    <w:p>
-      <w:pPr>
-        <w:pStyle w:val="Paragraph"/>
-      </w:pPr>
-      <w:r>
-        <w:t>This research has been supported by the Ministry of Science, Technological</w:t>
-      </w:r>
-      <w:r>
-        <w:t xml:space="preserve"> </w:t>
-      </w:r>
-      <w:r>
-        <w:t>Development and Innovation</w:t>
-      </w:r>
-      <w:r>
-        <w:t xml:space="preserve"> </w:t>
-      </w:r>
-      <w:r>
-        <w:t>(Contract No. 451-03-34/2026-03/200156) and the</w:t>
-      </w:r>
-      <w:r>
-        <w:t xml:space="preserve"> </w:t>
-      </w:r>
-      <w:r>
-        <w:t>Faculty of Technical Sciences, University of Novi Sad through project</w:t>
-      </w:r>
-      <w:r>
-        <w:t xml:space="preserve"> </w:t>
-      </w:r>
-      <w:r>
-        <w:t>“Scientific and Artistic Research Work of Researchers in Teaching and</w:t>
-      </w:r>
-      <w:r>
-        <w:t xml:space="preserve"> </w:t>
-      </w:r>
-      <w:r>
-        <w:t>Associate Positions at the Faculty of Technical Sciences, University of</w:t>
-      </w:r>
-      <w:r>
-        <w:t xml:space="preserve"> </w:t>
-      </w:r>
-      <w:r>
-        <w:t>Novi Sad</w:t>
-      </w:r>
-      <w:r>
-        <w:t xml:space="preserve"> </w:t>
-      </w:r>
-      <w:r>
-        <w:t>2026” (No. 01-3609/1).</w:t>
-      </w:r>
-    </w:p>
-    <w:p>
-      <w:pPr>
-        <w:pStyle w:val="Heading1"/>
-      </w:pPr>
-      <w:r>
         <w:t>References</w:t>
       </w:r>
     </w:p>
@@ -1090,7 +1050,6 @@
               <w:rPr>
                 <w:noProof/>
               </w:rPr>
-              <w:lastRenderedPageBreak/>
               <w:t xml:space="preserve">[1] </w:t>
             </w:r>
           </w:p>
